--- a/companies/ashcombe-advisory/Engagements/Barrera Group/2017.04.28 - Status Report - Barrera Group v2 FINAL.docx
+++ b/companies/ashcombe-advisory/Engagements/Barrera Group/2017.04.28 - Status Report - Barrera Group v2 FINAL.docx
@@ -7,17 +7,169 @@
         <w:pStyle w:val="Heading1"/>
       </w:pPr>
       <w:r>
-        <w:t>Corporate Positioning for Barrera Group: Reporting Period Update</w:t>
+        <w:t>Status Report: Corporate Positioning for Barrera Group</w:t>
+      </w:r>
+    </w:p>
+    <w:tbl>
+      <w:tblPr>
+        <w:tblStyle w:val="TableGrid"/>
+        <w:tblW w:type="auto" w:w="0"/>
+        <w:tblLook w:firstColumn="1" w:firstRow="1" w:lastColumn="0" w:lastRow="0" w:noHBand="0" w:noVBand="1" w:val="04A0"/>
+      </w:tblPr>
+      <w:tblGrid>
+        <w:gridCol w:w="4320"/>
+        <w:gridCol w:w="4320"/>
+      </w:tblGrid>
+      <w:tr>
+        <w:tc>
+          <w:tcPr>
+            <w:tcW w:type="dxa" w:w="4320"/>
+          </w:tcPr>
+          <w:p>
+            <w:r>
+              <w:rPr>
+                <w:b/>
+              </w:rPr>
+              <w:t>Field</w:t>
+            </w:r>
+          </w:p>
+        </w:tc>
+        <w:tc>
+          <w:tcPr>
+            <w:tcW w:type="dxa" w:w="4320"/>
+          </w:tcPr>
+          <w:p>
+            <w:r>
+              <w:rPr>
+                <w:b/>
+              </w:rPr>
+              <w:t>Detail</w:t>
+            </w:r>
+          </w:p>
+        </w:tc>
+      </w:tr>
+      <w:tr>
+        <w:tc>
+          <w:tcPr>
+            <w:tcW w:type="dxa" w:w="4320"/>
+          </w:tcPr>
+          <w:p>
+            <w:r>
+              <w:t>Engagement</w:t>
+            </w:r>
+          </w:p>
+        </w:tc>
+        <w:tc>
+          <w:tcPr>
+            <w:tcW w:type="dxa" w:w="4320"/>
+          </w:tcPr>
+          <w:p>
+            <w:r>
+              <w:t>Corporate Positioning</w:t>
+            </w:r>
+          </w:p>
+        </w:tc>
+      </w:tr>
+      <w:tr>
+        <w:tc>
+          <w:tcPr>
+            <w:tcW w:type="dxa" w:w="4320"/>
+          </w:tcPr>
+          <w:p>
+            <w:r>
+              <w:t>Client</w:t>
+            </w:r>
+          </w:p>
+        </w:tc>
+        <w:tc>
+          <w:tcPr>
+            <w:tcW w:type="dxa" w:w="4320"/>
+          </w:tcPr>
+          <w:p>
+            <w:r>
+              <w:t>Barrera Group</w:t>
+            </w:r>
+          </w:p>
+        </w:tc>
+      </w:tr>
+      <w:tr>
+        <w:tc>
+          <w:tcPr>
+            <w:tcW w:type="dxa" w:w="4320"/>
+          </w:tcPr>
+          <w:p>
+            <w:r>
+              <w:t>Prepared for</w:t>
+            </w:r>
+          </w:p>
+        </w:tc>
+        <w:tc>
+          <w:tcPr>
+            <w:tcW w:type="dxa" w:w="4320"/>
+          </w:tcPr>
+          <w:p>
+            <w:r>
+              <w:t>Barrera Group leadership</w:t>
+            </w:r>
+          </w:p>
+        </w:tc>
+      </w:tr>
+      <w:tr>
+        <w:tc>
+          <w:tcPr>
+            <w:tcW w:type="dxa" w:w="4320"/>
+          </w:tcPr>
+          <w:p>
+            <w:r>
+              <w:t>Prepared by</w:t>
+            </w:r>
+          </w:p>
+        </w:tc>
+        <w:tc>
+          <w:tcPr>
+            <w:tcW w:type="dxa" w:w="4320"/>
+          </w:tcPr>
+          <w:p>
+            <w:r>
+              <w:t>Daniel Valenzuela, Advisor, Ashcombe Advisory Partners</w:t>
+            </w:r>
+          </w:p>
+        </w:tc>
+      </w:tr>
+      <w:tr>
+        <w:tc>
+          <w:tcPr>
+            <w:tcW w:type="dxa" w:w="4320"/>
+          </w:tcPr>
+          <w:p>
+            <w:r>
+              <w:t>Stage</w:t>
+            </w:r>
+          </w:p>
+        </w:tc>
+        <w:tc>
+          <w:tcPr>
+            <w:tcW w:type="dxa" w:w="4320"/>
+          </w:tcPr>
+          <w:p>
+            <w:r>
+              <w:t>Midpoint of the engagement</w:t>
+            </w:r>
+          </w:p>
+        </w:tc>
+      </w:tr>
+    </w:tbl>
+    <w:p>
+      <w:pPr>
+        <w:pStyle w:val="Heading2"/>
+      </w:pPr>
+      <w:r>
+        <w:t>Status at the midpoint</w:t>
       </w:r>
     </w:p>
     <w:p>
       <w:r>
-        <w:t>Prepared by Daniel Valenzuela, Advisor, Ashcombe Advisory Partners, for the leadership team at Barrera Group.</w:t>
-      </w:r>
-    </w:p>
-    <w:p>
-      <w:r>
-        <w:t>This update covers our progress on the corporate positioning engagement for Barrera Group. It sets out what we have completed since the last report, what we will take on over the coming weeks, and the small number of points where a decision on your side will keep us moving. We are now roughly at the midpoint of the program, and the work is tracking to the plan we agreed at kickoff. Nothing over the last several weeks has changed my view of the timeline or the shape of the final materials.</w:t>
+        <w:t>We have crossed the halfway mark on the positioning work for Barrera Group, and I am glad to report the engagement is on plan, with a couple of pieces a little ahead of where I expected them. The first half was about getting the story right: hearing how the company is read today, agreeing how it wants to be read, and drafting a core narrative the leadership can stand behind. That narrative is written and now with your team for comment. The second half puts it to work, turning the agreed story into the specific messages and materials your people will use with investors, the press, and staff. What follows sets out what the last period produced, the work ahead, where the budget sits, and the handful of risks I am tracking.</w:t>
       </w:r>
     </w:p>
     <w:p>
@@ -25,12 +177,44 @@
         <w:pStyle w:val="Heading2"/>
       </w:pPr>
       <w:r>
-        <w:t>Where the engagement stands</w:t>
+        <w:t>What we finished this period</w:t>
       </w:r>
     </w:p>
     <w:p>
       <w:r>
-        <w:t>At the halfway mark, the groundwork is largely behind us and we are moving from analysis into drafting. The messaging framework is settled in its main lines, and we have started turning it into the specific materials Barrera Group will put in front of investors and the trade press. The two working sessions with your team did most of the heavy lifting here; the framework we landed on came out of your own language more than ours, which is usually the sign that it will hold up when it meets an audience. The engagement remains within the agreed budget of $59,000, and I do not expect that figure to change. The scope has held steady since we began, and the hours are landing where we planned for them to land.</w:t>
+        <w:t>Most of the first half went into evidence and drafting, so that the positioning rests on how Barrera Group is actually seen in the market and not on how we would like it to be. I sat down with your leadership and ran a short round with two analysts who cover the sector, then paired those conversations with a review of your public materials and the last two years of announcements. Out of that came the message architecture: one core story and three supporting pillars, each with the proof points that make it credible rather than aspirational. Michelle Rose has been drafting the language in Barrera Group's own register, so the pillars read like the company speaking and not like an agency writing on its behalf, and the first full draft of the core narrative is the document now in front of you.</w:t>
+      </w:r>
+    </w:p>
+    <w:p>
+      <w:pPr>
+        <w:pStyle w:val="ListBullet"/>
+      </w:pPr>
+      <w:r>
+        <w:t>A positioning audit of your website, investor materials, and two years of announcements, with the gaps and the mixed messages marked.</w:t>
+      </w:r>
+    </w:p>
+    <w:p>
+      <w:pPr>
+        <w:pStyle w:val="ListBullet"/>
+      </w:pPr>
+      <w:r>
+        <w:t>Interviews with your leadership and two sell-side analysts, pulled together into the themes that shape how Barrera Group is read today.</w:t>
+      </w:r>
+    </w:p>
+    <w:p>
+      <w:pPr>
+        <w:pStyle w:val="ListBullet"/>
+      </w:pPr>
+      <w:r>
+        <w:t>A message architecture of one core narrative and three supporting pillars, each backed by concrete proof points.</w:t>
+      </w:r>
+    </w:p>
+    <w:p>
+      <w:pPr>
+        <w:pStyle w:val="ListBullet"/>
+      </w:pPr>
+      <w:r>
+        <w:t>A first full draft of the core narrative, written in the company's own voice and now with your team for comment.</w:t>
       </w:r>
     </w:p>
     <w:p>
@@ -38,12 +222,12 @@
         <w:pStyle w:val="Heading2"/>
       </w:pPr>
       <w:r>
-        <w:t>Completed this period</w:t>
+        <w:t>The work ahead</w:t>
       </w:r>
     </w:p>
     <w:p>
       <w:r>
-        <w:t>The bulk of this period went into closing out the analysis and producing a first full draft of the positioning work.</w:t>
+        <w:t>The second half is about turning the approved narrative into the things your team reaches for day to day. Once your comments on the draft are in, we lock the core story and build outward from it: the standard boilerplate, an executive Q&amp;A for the harder questions, briefing notes for the next round of investor conversations, and refreshed language for the website and your templates. Michelle Rose will carry most of that drafting, and I will keep every piece tied back to the pillars, so the materials stay consistent as they multiply. None of this shifts the direction we have set; it fills in the parts that make the positioning usable in the room.</w:t>
       </w:r>
     </w:p>
     <w:p>
@@ -51,7 +235,7 @@
         <w:pStyle w:val="ListBullet"/>
       </w:pPr>
       <w:r>
-        <w:t>Settled the core themes of the positioning narrative after the two working sessions with your leadership team, so the story now reads in one voice rather than as a set of separate claims.</w:t>
+        <w:t>Fold your comments into the core narrative and lock the final version.</w:t>
       </w:r>
     </w:p>
     <w:p>
@@ -59,7 +243,7 @@
         <w:pStyle w:val="ListBullet"/>
       </w:pPr>
       <w:r>
-        <w:t>Completed the competitor and peer scan, which means the language reflects how the market actually talks about companies in your segment and where there is room to sound distinct.</w:t>
+        <w:t>Draft the working materials off that narrative: boilerplate, an executive Q&amp;A, and investor briefing notes.</w:t>
       </w:r>
     </w:p>
     <w:p>
@@ -67,7 +251,7 @@
         <w:pStyle w:val="ListBullet"/>
       </w:pPr>
       <w:r>
-        <w:t>Michelle Rose assembled the first full draft of the positioning document and has it in internal review now, so it will reach you clean rather than in pieces.</w:t>
+        <w:t>Refresh the website language and the standard templates so every touchpoint carries the same story.</w:t>
       </w:r>
     </w:p>
     <w:p>
@@ -75,12 +259,7 @@
         <w:pStyle w:val="ListBullet"/>
       </w:pPr>
       <w:r>
-        <w:t>Drafted the short-form messaging, the boilerplate, the one-paragraph description, and the three proof points, all ready for your sign-off.</w:t>
-      </w:r>
-    </w:p>
-    <w:p>
-      <w:r>
-        <w:t>Taken together, that means the substance of the positioning is now largely fixed, and the remaining work is about approval and application rather than invention. That is the position I hoped we would be in at this point, and it gives us room in the second half to be deliberate about the announcement itself rather than rushing the story to catch up.</w:t>
+        <w:t>Put together a short rollout plan so the new positioning reaches investors, press, and staff in the right order.</w:t>
       </w:r>
     </w:p>
     <w:p>
@@ -88,12 +267,25 @@
         <w:pStyle w:val="Heading2"/>
       </w:pPr>
       <w:r>
-        <w:t>Planned for the coming weeks</w:t>
+        <w:t>The budget</w:t>
       </w:r>
     </w:p>
     <w:p>
       <w:r>
-        <w:t>The next stretch shifts from building the narrative to getting it approved and putting the supporting pieces around it.</w:t>
+        <w:t>The engagement is tracking within its fixed fee of $59,000, and the first half came in on the effort we scoped. I do not see anything in the work ahead that pushes past it. If a request comes up that sits outside what we agreed, such as materials for an event that was not in the original plan, I will flag it and price it with you before the work starts, not once it is done.</w:t>
+      </w:r>
+    </w:p>
+    <w:p>
+      <w:pPr>
+        <w:pStyle w:val="Heading2"/>
+      </w:pPr>
+      <w:r>
+        <w:t>Open risks and dependencies</w:t>
+      </w:r>
+    </w:p>
+    <w:p>
+      <w:r>
+        <w:t>Three things are worth naming now, while each is still easy to manage. None threatens the engagement, and each has an owner and a plan sitting against it.</w:t>
       </w:r>
     </w:p>
     <w:p>
@@ -101,7 +293,7 @@
         <w:pStyle w:val="ListBullet"/>
       </w:pPr>
       <w:r>
-        <w:t>Send you the positioning draft for comment and hold one review session to close the open questions in a single sitting.</w:t>
+        <w:t>Sign-off on the narrative. Everything in the second half builds on the core story, so a delay in leadership comment on the draft moves the later work with it. I have asked for your notes by the review we already have on the calendar.</w:t>
       </w:r>
     </w:p>
     <w:p>
@@ -109,7 +301,7 @@
         <w:pStyle w:val="ListBullet"/>
       </w:pPr>
       <w:r>
-        <w:t>Lay out the announcement sequence and a simple approval routing, so that when you are ready to go public, releases move without waiting on any one person.</w:t>
+        <w:t>One voice to the market. Several people at Barrera Group speak to investors and the press, and the positioning only holds if they use the same language. The Q&amp;A and the briefing notes are built to close that gap, and I would like a short session to walk your spokespeople through them once they are drafted.</w:t>
       </w:r>
     </w:p>
     <w:p>
@@ -117,91 +309,12 @@
         <w:pStyle w:val="ListBullet"/>
       </w:pPr>
       <w:r>
-        <w:t>Prepare a first pass at the investor question-and-answer set, built from the proof points we have already agreed.</w:t>
-      </w:r>
-    </w:p>
-    <w:p>
-      <w:pPr>
-        <w:pStyle w:val="ListBullet"/>
-      </w:pPr>
-      <w:r>
-        <w:t>Begin the media-facing materials once the core narrative is signed off; we will hold these until the language is fixed to avoid reworking them twice.</w:t>
+        <w:t>A live announcement in the window. If a result or a transaction lands mid-engagement, we will want to test the new positioning against it before anything goes public. Keeping me in the loop early on anything market-facing gives us the time to do that.</w:t>
       </w:r>
     </w:p>
     <w:p>
       <w:r>
-        <w:t>I would like to treat the review session as the hinge of the second half. If we can close the narrative there and agree the announcement window, everything downstream, the Q&amp;A, the media materials, and the release routing, becomes straightforward execution rather than another round of decisions.</w:t>
-      </w:r>
-    </w:p>
-    <w:p>
-      <w:pPr>
-        <w:pStyle w:val="Heading2"/>
-      </w:pPr>
-      <w:r>
-        <w:t>Points that need a decision</w:t>
-      </w:r>
-    </w:p>
-    <w:p>
-      <w:r>
-        <w:t>None of the following is a problem today. They are the choices that, left too late, are what usually pushes an engagement like this past its dates.</w:t>
-      </w:r>
-    </w:p>
-    <w:p>
-      <w:pPr>
-        <w:pStyle w:val="ListBullet"/>
-      </w:pPr>
-      <w:r>
-        <w:t>Two of the proof points rest on figures your finance team has not yet confirmed. We can keep drafting around them, but they will need to be settled before anything goes external.</w:t>
-      </w:r>
-    </w:p>
-    <w:p>
-      <w:pPr>
-        <w:pStyle w:val="ListBullet"/>
-      </w:pPr>
-      <w:r>
-        <w:t>The review session should include whoever will ultimately approve external language. A reviewer added late is the most common reason a clean draft stalls.</w:t>
-      </w:r>
-    </w:p>
-    <w:p>
-      <w:pPr>
-        <w:pStyle w:val="ListBullet"/>
-      </w:pPr>
-      <w:r>
-        <w:t>The timing of the first announcement is still open on your side. It does not affect our drafting now, but as we move into the second half it will start to shape how we sequence the supporting materials.</w:t>
-      </w:r>
-    </w:p>
-    <w:p>
-      <w:r>
-        <w:t>I have flagged these now precisely so they do not become urgent later. A short answer on any of them over the next week or two keeps the second half of the engagement on the same even footing as the first.</w:t>
-      </w:r>
-    </w:p>
-    <w:p>
-      <w:r>
-        <w:t>I will keep this update short and let the draft speak for itself when it reaches you. Michelle Rose or I will follow up early next week to put the review session on the calendar, and we will send the draft ahead of it so nothing is read cold in the room. In the meantime, please send anything you would like reflected in the positioning straight to me, and I will make sure it is carried into the next version.</w:t>
-      </w:r>
-    </w:p>
-    <w:p/>
-    <w:p>
-      <w:r>
-        <w:t>_____________________________</w:t>
-      </w:r>
-    </w:p>
-    <w:p>
-      <w:r>
-        <w:rPr>
-          <w:b/>
-        </w:rPr>
-        <w:t>Daniel Valenzuela</w:t>
-      </w:r>
-    </w:p>
-    <w:p>
-      <w:r>
-        <w:t>Advisor</w:t>
-      </w:r>
-    </w:p>
-    <w:p>
-      <w:r>
-        <w:t>Date: April 28, 2017</w:t>
+        <w:t>The one thing I need from you next is your team's comments on the core narrative draft. With those in hand, the second half moves quickly. I will send a short note to book the review, and Michelle Rose and I will have the marked-up narrative ready for that conversation.</w:t>
       </w:r>
     </w:p>
     <w:sectPr>
